--- a/3.0_powerbi/resource/dax_formulas_details.docx
+++ b/3.0_powerbi/resource/dax_formulas_details.docx
@@ -7746,7 +7746,27 @@
           <w:sz w:val="19"/>
           <w:szCs w:val="19"/>
         </w:rPr>
-        <w:t>- **Syntax:** `TIME(hour, minute, second)`</w:t>
+        <w:t>- **Syntax:** `</w:t>
+      </w:r>
+      <w:r>
+        <w:rPr>
+          <w:rStyle w:val="14"/>
+          <w:b/>
+          <w:bCs/>
+          <w:color w:val="000000"/>
+          <w:sz w:val="19"/>
+          <w:szCs w:val="19"/>
+        </w:rPr>
+        <w:t>TIME(hour, minute, second)</w:t>
+      </w:r>
+      <w:r>
+        <w:rPr>
+          <w:rStyle w:val="14"/>
+          <w:color w:val="000000"/>
+          <w:sz w:val="19"/>
+          <w:szCs w:val="19"/>
+        </w:rPr>
+        <w:t>`</w:t>
       </w:r>
       <w:r>
         <w:rPr>
@@ -8961,7 +8981,23 @@
           <w:rFonts w:ascii="Roboto" w:hAnsi="Roboto"/>
           <w:color w:val="212121"/>
         </w:rPr>
-        <w:t> Removes all filters from the specified table or column(s). It's commonly used to create measures that need to ignore filters, such as in calculating overall totals.</w:t>
+        <w:t> </w:t>
+      </w:r>
+      <w:r>
+        <w:rPr>
+          <w:rFonts w:ascii="Roboto" w:hAnsi="Roboto"/>
+          <w:b/>
+          <w:bCs/>
+          <w:color w:val="212121"/>
+        </w:rPr>
+        <w:t>Removes all filters from the specified table o</w:t>
+      </w:r>
+      <w:r>
+        <w:rPr>
+          <w:rFonts w:ascii="Roboto" w:hAnsi="Roboto"/>
+          <w:color w:val="212121"/>
+        </w:rPr>
+        <w:t>r column(s). It's commonly used to create measures that need to ignore filters, such as in calculating overall totals.</w:t>
       </w:r>
     </w:p>
     <w:p>
@@ -9194,9 +9230,18 @@
       <w:r>
         <w:rPr>
           <w:rFonts w:ascii="Roboto" w:hAnsi="Roboto"/>
-          <w:color w:val="212121"/>
-        </w:rPr>
-        <w:t> Removes all filters from a table except for the specified columns. It's useful when you want to keep certain filters while removing others.</w:t>
+          <w:b/>
+          <w:bCs/>
+          <w:color w:val="212121"/>
+        </w:rPr>
+        <w:t> Removes all filters from a table except for the specified columns.</w:t>
+      </w:r>
+      <w:r>
+        <w:rPr>
+          <w:rFonts w:ascii="Roboto" w:hAnsi="Roboto"/>
+          <w:color w:val="212121"/>
+        </w:rPr>
+        <w:t xml:space="preserve"> It's useful when you want to keep certain filters while removing others.</w:t>
       </w:r>
     </w:p>
     <w:p>
@@ -9447,7 +9492,23 @@
           <w:rFonts w:ascii="Roboto" w:hAnsi="Roboto"/>
           <w:color w:val="212121"/>
         </w:rPr>
-        <w:t> Returns all the values in the specified column(s) or table, ignoring filters that have been applied to the table, but honoring all filters applied by the visual or calculation.</w:t>
+        <w:t> </w:t>
+      </w:r>
+      <w:r>
+        <w:rPr>
+          <w:rFonts w:ascii="Roboto" w:hAnsi="Roboto"/>
+          <w:b/>
+          <w:bCs/>
+          <w:color w:val="212121"/>
+        </w:rPr>
+        <w:t>Returns all the values in the specified column(s) or table, ignoring filters that have been applied to the table</w:t>
+      </w:r>
+      <w:r>
+        <w:rPr>
+          <w:rFonts w:ascii="Roboto" w:hAnsi="Roboto"/>
+          <w:color w:val="212121"/>
+        </w:rPr>
+        <w:t>, but honoring all filters applied by the visual or calculation.</w:t>
       </w:r>
     </w:p>
     <w:p>
@@ -16697,6 +16758,7 @@
         </w:rPr>
         <w:t> </w:t>
       </w:r>
+      <w:bookmarkStart w:id="0" w:name="_GoBack"/>
       <w:r>
         <w:rPr>
           <w:rStyle w:val="7"/>
@@ -16704,7 +16766,17 @@
           <w:sz w:val="22"/>
           <w:szCs w:val="22"/>
         </w:rPr>
-        <w:t>SAMEPERIODLASTYEAR(date)</w:t>
+        <w:t>SAMEPERIODLASTYEAR</w:t>
+      </w:r>
+      <w:bookmarkEnd w:id="0"/>
+      <w:r>
+        <w:rPr>
+          <w:rStyle w:val="7"/>
+          <w:color w:val="212121"/>
+          <w:sz w:val="22"/>
+          <w:szCs w:val="22"/>
+        </w:rPr>
+        <w:t>(date)</w:t>
       </w:r>
     </w:p>
     <w:p>
@@ -18607,7 +18679,7 @@
       </w:pPr>
       <w:r>
         <w:pict>
-          <v:rect id="_x0000_i1037" o:spt="1" style="height:1.5pt;width:432pt;" fillcolor="#A0A0A0" filled="t" stroked="f" coordsize="21600,21600" o:hr="t" o:hrstd="t" o:hralign="center">
+          <v:rect id="_x0000_i1026" o:spt="1" style="height:1.5pt;width:432pt;" fillcolor="#A0A0A0" filled="t" stroked="f" coordsize="21600,21600" o:hr="t" o:hrstd="t" o:hralign="center">
             <v:path/>
             <v:fill on="t" focussize="0,0"/>
             <v:stroke on="f"/>
@@ -18700,7 +18772,7 @@
       </w:pPr>
       <w:r>
         <w:pict>
-          <v:rect id="_x0000_i1038" o:spt="1" style="height:1.5pt;width:432pt;" fillcolor="#A0A0A0" filled="t" stroked="f" coordsize="21600,21600" o:hr="t" o:hrstd="t" o:hralign="center">
+          <v:rect id="_x0000_i1027" o:spt="1" style="height:1.5pt;width:432pt;" fillcolor="#A0A0A0" filled="t" stroked="f" coordsize="21600,21600" o:hr="t" o:hrstd="t" o:hralign="center">
             <v:path/>
             <v:fill on="t" focussize="0,0"/>
             <v:stroke on="f"/>
@@ -19390,7 +19462,7 @@
       </w:pPr>
       <w:r>
         <w:pict>
-          <v:rect id="_x0000_i1039" o:spt="1" style="height:1.5pt;width:432pt;" fillcolor="#A0A0A0" filled="t" stroked="f" coordsize="21600,21600" o:hr="t" o:hrstd="t" o:hralign="center">
+          <v:rect id="_x0000_i1028" o:spt="1" style="height:1.5pt;width:432pt;" fillcolor="#A0A0A0" filled="t" stroked="f" coordsize="21600,21600" o:hr="t" o:hrstd="t" o:hralign="center">
             <v:path/>
             <v:fill on="t" focussize="0,0"/>
             <v:stroke on="f"/>
@@ -19544,7 +19616,7 @@
       </w:pPr>
       <w:r>
         <w:pict>
-          <v:rect id="_x0000_i1026" o:spt="1" style="height:1.5pt;width:432pt;" fillcolor="#A0A0A0" filled="t" stroked="f" coordsize="21600,21600" o:hr="t" o:hrstd="t" o:hralign="center">
+          <v:rect id="_x0000_i1029" o:spt="1" style="height:1.5pt;width:432pt;" fillcolor="#A0A0A0" filled="t" stroked="f" coordsize="21600,21600" o:hr="t" o:hrstd="t" o:hralign="center">
             <v:path/>
             <v:fill on="t" focussize="0,0"/>
             <v:stroke on="f"/>
@@ -19641,7 +19713,7 @@
       </w:pPr>
       <w:r>
         <w:pict>
-          <v:rect id="_x0000_i1040" o:spt="1" style="height:1.5pt;width:432pt;" fillcolor="#A0A0A0" filled="t" stroked="f" coordsize="21600,21600" o:hr="t" o:hrstd="t" o:hralign="center">
+          <v:rect id="_x0000_i1030" o:spt="1" style="height:1.5pt;width:432pt;" fillcolor="#A0A0A0" filled="t" stroked="f" coordsize="21600,21600" o:hr="t" o:hrstd="t" o:hralign="center">
             <v:path/>
             <v:fill on="t" focussize="0,0"/>
             <v:stroke on="f"/>
@@ -19749,7 +19821,7 @@
       </w:pPr>
       <w:r>
         <w:pict>
-          <v:rect id="_x0000_i1041" o:spt="1" style="height:1.5pt;width:432pt;" fillcolor="#A0A0A0" filled="t" stroked="f" coordsize="21600,21600" o:hr="t" o:hrstd="t" o:hralign="center">
+          <v:rect id="_x0000_i1031" o:spt="1" style="height:1.5pt;width:432pt;" fillcolor="#A0A0A0" filled="t" stroked="f" coordsize="21600,21600" o:hr="t" o:hrstd="t" o:hralign="center">
             <v:path/>
             <v:fill on="t" focussize="0,0"/>
             <v:stroke on="f"/>
@@ -19946,7 +20018,7 @@
       </w:pPr>
       <w:r>
         <w:pict>
-          <v:rect id="_x0000_i1042" o:spt="1" style="height:1.5pt;width:432pt;" fillcolor="#A0A0A0" filled="t" stroked="f" coordsize="21600,21600" o:hr="t" o:hrstd="t" o:hralign="center">
+          <v:rect id="_x0000_i1032" o:spt="1" style="height:1.5pt;width:432pt;" fillcolor="#A0A0A0" filled="t" stroked="f" coordsize="21600,21600" o:hr="t" o:hrstd="t" o:hralign="center">
             <v:path/>
             <v:fill on="t" focussize="0,0"/>
             <v:stroke on="f"/>
@@ -20055,7 +20127,7 @@
       </w:pPr>
       <w:r>
         <w:pict>
-          <v:rect id="_x0000_i1043" o:spt="1" style="height:1.5pt;width:432pt;" fillcolor="#A0A0A0" filled="t" stroked="f" coordsize="21600,21600" o:hr="t" o:hrstd="t" o:hralign="center">
+          <v:rect id="_x0000_i1033" o:spt="1" style="height:1.5pt;width:432pt;" fillcolor="#A0A0A0" filled="t" stroked="f" coordsize="21600,21600" o:hr="t" o:hrstd="t" o:hralign="center">
             <v:path/>
             <v:fill on="t" focussize="0,0"/>
             <v:stroke on="f"/>
@@ -20239,7 +20311,7 @@
       </w:pPr>
       <w:r>
         <w:pict>
-          <v:rect id="_x0000_i1044" o:spt="1" style="height:1.5pt;width:432pt;" fillcolor="#A0A0A0" filled="t" stroked="f" coordsize="21600,21600" o:hr="t" o:hrstd="t" o:hralign="center">
+          <v:rect id="_x0000_i1034" o:spt="1" style="height:1.5pt;width:432pt;" fillcolor="#A0A0A0" filled="t" stroked="f" coordsize="21600,21600" o:hr="t" o:hrstd="t" o:hralign="center">
             <v:path/>
             <v:fill on="t" focussize="0,0"/>
             <v:stroke on="f"/>
@@ -20482,7 +20554,7 @@
       </w:pPr>
       <w:r>
         <w:pict>
-          <v:rect id="_x0000_i1045" o:spt="1" style="height:1.5pt;width:432pt;" fillcolor="#A0A0A0" filled="t" stroked="f" coordsize="21600,21600" o:hr="t" o:hrstd="t" o:hralign="center">
+          <v:rect id="_x0000_i1035" o:spt="1" style="height:1.5pt;width:432pt;" fillcolor="#A0A0A0" filled="t" stroked="f" coordsize="21600,21600" o:hr="t" o:hrstd="t" o:hralign="center">
             <v:path/>
             <v:fill on="t" focussize="0,0"/>
             <v:stroke on="f"/>
@@ -20527,6 +20599,7 @@
     </w:p>
     <w:tbl>
       <w:tblPr>
+        <w:tblStyle w:val="6"/>
         <w:tblW w:w="0" w:type="auto"/>
         <w:tblCellSpacing w:w="15" w:type="dxa"/>
         <w:tblInd w:w="0" w:type="dxa"/>
@@ -20538,7 +20611,7 @@
           <w:insideH w:val="none" w:color="auto" w:sz="0" w:space="0"/>
           <w:insideV w:val="none" w:color="auto" w:sz="0" w:space="0"/>
         </w:tblBorders>
-        <w:shd w:val="clear"/>
+        <w:shd w:val="clear" w:color="auto" w:fill="auto"/>
         <w:tblLayout w:type="autofit"/>
         <w:tblCellMar>
           <w:top w:w="15" w:type="dxa"/>
@@ -20562,7 +20635,7 @@
             <w:insideH w:val="none" w:color="auto" w:sz="0" w:space="0"/>
             <w:insideV w:val="none" w:color="auto" w:sz="0" w:space="0"/>
           </w:tblBorders>
-          <w:shd w:val="clear"/>
+          <w:shd w:val="clear" w:color="auto" w:fill="auto"/>
           <w:tblCellMar>
             <w:top w:w="15" w:type="dxa"/>
             <w:left w:w="15" w:type="dxa"/>
@@ -20577,7 +20650,7 @@
         <w:tc>
           <w:tcPr>
             <w:tcW w:w="0" w:type="auto"/>
-            <w:shd w:val="clear"/>
+            <w:shd w:val="clear" w:color="auto" w:fill="auto"/>
             <w:vAlign w:val="center"/>
           </w:tcPr>
           <w:p>
@@ -20609,7 +20682,7 @@
         <w:tc>
           <w:tcPr>
             <w:tcW w:w="0" w:type="auto"/>
-            <w:shd w:val="clear"/>
+            <w:shd w:val="clear" w:color="auto" w:fill="auto"/>
             <w:vAlign w:val="center"/>
           </w:tcPr>
           <w:p>
@@ -20666,7 +20739,7 @@
         <w:tc>
           <w:tcPr>
             <w:tcW w:w="0" w:type="auto"/>
-            <w:shd w:val="clear"/>
+            <w:shd w:val="clear" w:color="auto" w:fill="auto"/>
             <w:vAlign w:val="center"/>
           </w:tcPr>
           <w:p>
@@ -20706,7 +20779,6 @@
             <w:insideH w:val="none" w:color="auto" w:sz="0" w:space="0"/>
             <w:insideV w:val="none" w:color="auto" w:sz="0" w:space="0"/>
           </w:tblBorders>
-          <w:shd w:val="clear"/>
           <w:tblCellMar>
             <w:top w:w="15" w:type="dxa"/>
             <w:left w:w="15" w:type="dxa"/>
@@ -20720,7 +20792,7 @@
         <w:tc>
           <w:tcPr>
             <w:tcW w:w="0" w:type="auto"/>
-            <w:shd w:val="clear"/>
+            <w:shd w:val="clear" w:color="auto" w:fill="auto"/>
             <w:vAlign w:val="center"/>
           </w:tcPr>
           <w:p>
@@ -20747,7 +20819,7 @@
         <w:tc>
           <w:tcPr>
             <w:tcW w:w="0" w:type="auto"/>
-            <w:shd w:val="clear"/>
+            <w:shd w:val="clear" w:color="auto" w:fill="auto"/>
             <w:vAlign w:val="center"/>
           </w:tcPr>
           <w:p>
@@ -20773,7 +20845,7 @@
         <w:tc>
           <w:tcPr>
             <w:tcW w:w="0" w:type="auto"/>
-            <w:shd w:val="clear"/>
+            <w:shd w:val="clear" w:color="auto" w:fill="auto"/>
             <w:vAlign w:val="center"/>
           </w:tcPr>
           <w:p>
@@ -20828,7 +20900,6 @@
             <w:insideH w:val="none" w:color="auto" w:sz="0" w:space="0"/>
             <w:insideV w:val="none" w:color="auto" w:sz="0" w:space="0"/>
           </w:tblBorders>
-          <w:shd w:val="clear"/>
           <w:tblCellMar>
             <w:top w:w="15" w:type="dxa"/>
             <w:left w:w="15" w:type="dxa"/>
@@ -20842,7 +20913,7 @@
         <w:tc>
           <w:tcPr>
             <w:tcW w:w="0" w:type="auto"/>
-            <w:shd w:val="clear"/>
+            <w:shd w:val="clear" w:color="auto" w:fill="auto"/>
             <w:vAlign w:val="center"/>
           </w:tcPr>
           <w:p>
@@ -20869,7 +20940,7 @@
         <w:tc>
           <w:tcPr>
             <w:tcW w:w="0" w:type="auto"/>
-            <w:shd w:val="clear"/>
+            <w:shd w:val="clear" w:color="auto" w:fill="auto"/>
             <w:vAlign w:val="center"/>
           </w:tcPr>
           <w:p>
@@ -20895,7 +20966,7 @@
         <w:tc>
           <w:tcPr>
             <w:tcW w:w="0" w:type="auto"/>
-            <w:shd w:val="clear"/>
+            <w:shd w:val="clear" w:color="auto" w:fill="auto"/>
             <w:vAlign w:val="center"/>
           </w:tcPr>
           <w:p>
@@ -20963,7 +21034,7 @@
         <w:tc>
           <w:tcPr>
             <w:tcW w:w="0" w:type="auto"/>
-            <w:shd w:val="clear"/>
+            <w:shd w:val="clear" w:color="auto" w:fill="auto"/>
             <w:vAlign w:val="center"/>
           </w:tcPr>
           <w:p>
@@ -20990,7 +21061,7 @@
         <w:tc>
           <w:tcPr>
             <w:tcW w:w="0" w:type="auto"/>
-            <w:shd w:val="clear"/>
+            <w:shd w:val="clear" w:color="auto" w:fill="auto"/>
             <w:vAlign w:val="center"/>
           </w:tcPr>
           <w:p>
@@ -21016,7 +21087,7 @@
         <w:tc>
           <w:tcPr>
             <w:tcW w:w="0" w:type="auto"/>
-            <w:shd w:val="clear"/>
+            <w:shd w:val="clear" w:color="auto" w:fill="auto"/>
             <w:vAlign w:val="center"/>
           </w:tcPr>
           <w:p>
@@ -21108,8 +21179,6 @@
         <w:spacing w:before="0" w:beforeAutospacing="1" w:after="0" w:afterAutospacing="1"/>
         <w:ind w:left="720" w:hanging="360"/>
       </w:pPr>
-      <w:bookmarkStart w:id="0" w:name="_GoBack"/>
-      <w:bookmarkEnd w:id="0"/>
       <w:r>
         <w:rPr>
           <w:rStyle w:val="10"/>
@@ -21576,7 +21645,7 @@
       </w:pPr>
       <w:r>
         <w:pict>
-          <v:rect id="_x0000_i1027" o:spt="1" style="height:1.5pt;width:432pt;" fillcolor="#A0A0A0" filled="t" stroked="f" coordsize="21600,21600" o:hr="t" o:hrstd="t" o:hralign="center">
+          <v:rect id="_x0000_i1036" o:spt="1" style="height:1.5pt;width:432pt;" fillcolor="#A0A0A0" filled="t" stroked="f" coordsize="21600,21600" o:hr="t" o:hrstd="t" o:hralign="center">
             <v:path/>
             <v:fill on="t" focussize="0,0"/>
             <v:stroke on="f"/>
@@ -22216,7 +22285,7 @@
       </w:pPr>
       <w:r>
         <w:pict>
-          <v:rect id="_x0000_i1028" o:spt="1" style="height:1.5pt;width:432pt;" fillcolor="#A0A0A0" filled="t" stroked="f" coordsize="21600,21600" o:hr="t" o:hrstd="t" o:hralign="center">
+          <v:rect id="_x0000_i1037" o:spt="1" style="height:1.5pt;width:432pt;" fillcolor="#A0A0A0" filled="t" stroked="f" coordsize="21600,21600" o:hr="t" o:hrstd="t" o:hralign="center">
             <v:path/>
             <v:fill on="t" focussize="0,0"/>
             <v:stroke on="f"/>
@@ -22614,7 +22683,7 @@
       </w:pPr>
       <w:r>
         <w:pict>
-          <v:rect id="_x0000_i1029" o:spt="1" style="height:1.5pt;width:432pt;" fillcolor="#A0A0A0" filled="t" stroked="f" coordsize="21600,21600" o:hr="t" o:hrstd="t" o:hralign="center">
+          <v:rect id="_x0000_i1038" o:spt="1" style="height:1.5pt;width:432pt;" fillcolor="#A0A0A0" filled="t" stroked="f" coordsize="21600,21600" o:hr="t" o:hrstd="t" o:hralign="center">
             <v:path/>
             <v:fill on="t" focussize="0,0"/>
             <v:stroke on="f"/>
@@ -22914,7 +22983,7 @@
       </w:pPr>
       <w:r>
         <w:pict>
-          <v:rect id="_x0000_i1030" o:spt="1" style="height:1.5pt;width:432pt;" fillcolor="#A0A0A0" filled="t" stroked="f" coordsize="21600,21600" o:hr="t" o:hrstd="t" o:hralign="center">
+          <v:rect id="_x0000_i1039" o:spt="1" style="height:1.5pt;width:432pt;" fillcolor="#A0A0A0" filled="t" stroked="f" coordsize="21600,21600" o:hr="t" o:hrstd="t" o:hralign="center">
             <v:path/>
             <v:fill on="t" focussize="0,0"/>
             <v:stroke on="f"/>
@@ -23092,7 +23161,7 @@
       </w:pPr>
       <w:r>
         <w:pict>
-          <v:rect id="_x0000_i1031" o:spt="1" style="height:1.5pt;width:432pt;" fillcolor="#A0A0A0" filled="t" stroked="f" coordsize="21600,21600" o:hr="t" o:hrstd="t" o:hralign="center">
+          <v:rect id="_x0000_i1040" o:spt="1" style="height:1.5pt;width:432pt;" fillcolor="#A0A0A0" filled="t" stroked="f" coordsize="21600,21600" o:hr="t" o:hrstd="t" o:hralign="center">
             <v:path/>
             <v:fill on="t" focussize="0,0"/>
             <v:stroke on="f"/>
@@ -23396,7 +23465,7 @@
       </w:pPr>
       <w:r>
         <w:pict>
-          <v:rect id="_x0000_i1032" o:spt="1" style="height:1.5pt;width:432pt;" fillcolor="#A0A0A0" filled="t" stroked="f" coordsize="21600,21600" o:hr="t" o:hrstd="t" o:hralign="center">
+          <v:rect id="_x0000_i1041" o:spt="1" style="height:1.5pt;width:432pt;" fillcolor="#A0A0A0" filled="t" stroked="f" coordsize="21600,21600" o:hr="t" o:hrstd="t" o:hralign="center">
             <v:path/>
             <v:fill on="t" focussize="0,0"/>
             <v:stroke on="f"/>
@@ -23601,7 +23670,7 @@
       </w:pPr>
       <w:r>
         <w:pict>
-          <v:rect id="_x0000_i1033" o:spt="1" style="height:1.5pt;width:432pt;" fillcolor="#A0A0A0" filled="t" stroked="f" coordsize="21600,21600" o:hr="t" o:hrstd="t" o:hralign="center">
+          <v:rect id="_x0000_i1042" o:spt="1" style="height:1.5pt;width:432pt;" fillcolor="#A0A0A0" filled="t" stroked="f" coordsize="21600,21600" o:hr="t" o:hrstd="t" o:hralign="center">
             <v:path/>
             <v:fill on="t" focussize="0,0"/>
             <v:stroke on="f"/>
@@ -23962,7 +24031,7 @@
       </w:pPr>
       <w:r>
         <w:pict>
-          <v:rect id="_x0000_i1034" o:spt="1" style="height:1.5pt;width:432pt;" fillcolor="#A0A0A0" filled="t" stroked="f" coordsize="21600,21600" o:hr="t" o:hrstd="t" o:hralign="center">
+          <v:rect id="_x0000_i1043" o:spt="1" style="height:1.5pt;width:432pt;" fillcolor="#A0A0A0" filled="t" stroked="f" coordsize="21600,21600" o:hr="t" o:hrstd="t" o:hralign="center">
             <v:path/>
             <v:fill on="t" focussize="0,0"/>
             <v:stroke on="f"/>
@@ -24089,7 +24158,7 @@
       </w:pPr>
       <w:r>
         <w:pict>
-          <v:rect id="_x0000_i1035" o:spt="1" style="height:1.5pt;width:432pt;" fillcolor="#A0A0A0" filled="t" stroked="f" coordsize="21600,21600" o:hr="t" o:hrstd="t" o:hralign="center">
+          <v:rect id="_x0000_i1044" o:spt="1" style="height:1.5pt;width:432pt;" fillcolor="#A0A0A0" filled="t" stroked="f" coordsize="21600,21600" o:hr="t" o:hrstd="t" o:hralign="center">
             <v:path/>
             <v:fill on="t" focussize="0,0"/>
             <v:stroke on="f"/>
@@ -24559,6 +24628,7 @@
             <w:insideH w:val="none" w:color="auto" w:sz="0" w:space="0"/>
             <w:insideV w:val="none" w:color="auto" w:sz="0" w:space="0"/>
           </w:tblBorders>
+          <w:shd w:val="clear" w:color="auto" w:fill="auto"/>
           <w:tblCellMar>
             <w:top w:w="15" w:type="dxa"/>
             <w:left w:w="15" w:type="dxa"/>
@@ -24710,7 +24780,7 @@
       </w:pPr>
       <w:r>
         <w:pict>
-          <v:rect id="_x0000_i1036" o:spt="1" style="height:1.5pt;width:432pt;" fillcolor="#A0A0A0" filled="t" stroked="f" coordsize="21600,21600" o:hr="t" o:hrstd="t" o:hralign="center">
+          <v:rect id="_x0000_i1045" o:spt="1" style="height:1.5pt;width:432pt;" fillcolor="#A0A0A0" filled="t" stroked="f" coordsize="21600,21600" o:hr="t" o:hrstd="t" o:hralign="center">
             <v:path/>
             <v:fill on="t" focussize="0,0"/>
             <v:stroke on="f"/>
